--- a/Project Documentation/6. Project Testing/Functional_Testing.docx
+++ b/Project Documentation/6. Project Testing/Functional_Testing.docx
@@ -160,14 +160,7 @@
                 <w:sz w:val="22"/>
                 <w:szCs w:val="22"/>
               </w:rPr>
-              <w:t>Smart Lende</w:t>
-            </w:r>
-            <w:r>
-              <w:rPr>
-                <w:sz w:val="22"/>
-                <w:szCs w:val="22"/>
-              </w:rPr>
-              <w:t>r</w:t>
+              <w:t>Smart Lender</w:t>
             </w:r>
           </w:p>
         </w:tc>
@@ -878,14 +871,14 @@
                 <w:sz w:val="16"/>
                 <w:szCs w:val="16"/>
               </w:rPr>
-              <w:t>HTTP 500 (BadRequestKeyError: 'gender') — no server-side validation exists</w:t>
+              <w:t>FIXED: HTTP 400 with message “Please fill in all required fields. Missing: gender.” — re-tested live after fix</w:t>
             </w:r>
           </w:p>
         </w:tc>
         <w:tc>
           <w:tcPr>
             <w:tcW w:w="500" w:type="pct"/>
-            <w:shd w:val="clear" w:color="auto" w:fill="FADBD8"/>
+            <w:shd w:val="clear" w:color="auto" w:fill="D5F5E3"/>
           </w:tcPr>
           <w:p>
             <w:r>
@@ -895,7 +888,7 @@
                 <w:sz w:val="16"/>
                 <w:szCs w:val="16"/>
               </w:rPr>
-              <w:t>Fail</w:t>
+              <w:t>Pass</w:t>
             </w:r>
           </w:p>
         </w:tc>
@@ -1005,46 +998,14 @@
                 <w:sz w:val="16"/>
                 <w:szCs w:val="16"/>
               </w:rPr>
-              <w:t xml:space="preserve">HTTP 500 (unhandled </w:t>
-            </w:r>
-            <w:proofErr w:type="spellStart"/>
-            <w:r>
-              <w:rPr>
-                <w:sz w:val="16"/>
-                <w:szCs w:val="16"/>
-              </w:rPr>
-              <w:t>ValueError</w:t>
-            </w:r>
-            <w:proofErr w:type="spellEnd"/>
-            <w:r>
-              <w:rPr>
-                <w:sz w:val="16"/>
-                <w:szCs w:val="16"/>
-              </w:rPr>
-              <w:t xml:space="preserve"> from </w:t>
-            </w:r>
-            <w:proofErr w:type="gramStart"/>
-            <w:r>
-              <w:rPr>
-                <w:sz w:val="16"/>
-                <w:szCs w:val="16"/>
-              </w:rPr>
-              <w:t>float(</w:t>
-            </w:r>
-            <w:proofErr w:type="gramEnd"/>
-            <w:r>
-              <w:rPr>
-                <w:sz w:val="16"/>
-                <w:szCs w:val="16"/>
-              </w:rPr>
-              <w:t>)) — no input sanitization exists</w:t>
+              <w:t>FIXED: HTTP 400 with message “Income, loan amount, loan term, and credit history must be valid numbers.” — re-tested live after fix</w:t>
             </w:r>
           </w:p>
         </w:tc>
         <w:tc>
           <w:tcPr>
             <w:tcW w:w="500" w:type="pct"/>
-            <w:shd w:val="clear" w:color="auto" w:fill="FADBD8"/>
+            <w:shd w:val="clear" w:color="auto" w:fill="D5F5E3"/>
           </w:tcPr>
           <w:p>
             <w:r>
@@ -1054,7 +1015,7 @@
                 <w:sz w:val="16"/>
                 <w:szCs w:val="16"/>
               </w:rPr>
-              <w:t>Fail</w:t>
+              <w:t>Pass</w:t>
             </w:r>
           </w:p>
         </w:tc>
@@ -1166,7 +1127,7 @@
           <w:bCs/>
           <w:color w:val="1F3864"/>
         </w:rPr>
-        <w:t>Findings Summary</w:t>
+        <w:t>✅ Update: Defect Resolved</w:t>
       </w:r>
     </w:p>
     <w:p>
@@ -1178,7 +1139,216 @@
           <w:sz w:val="22"/>
           <w:szCs w:val="22"/>
         </w:rPr>
-        <w:t>5 of 7 functional tests passed outright. The two failures (FT-05, FT-06) share a common root cause — the /submit route reads form fields directly with no presence or type validation — and are logged as a known, scoped defect rather than a design flaw affecting prediction correctness. Both are cross-referenced in Test_Results.docx and Backend_Development.docx (Project Development Phase).</w:t>
+        <w:t xml:space="preserve">FT-05 and FT-06 previously failed with an unhandled HTTP 500. A minimal, targeted fix was applied to </w:t>
+      </w:r>
+      <w:proofErr w:type="spellStart"/>
+      <w:r>
+        <w:rPr>
+          <w:sz w:val="22"/>
+          <w:szCs w:val="22"/>
+        </w:rPr>
+        <w:t>app.py's</w:t>
+      </w:r>
+      <w:proofErr w:type="spellEnd"/>
+      <w:r>
+        <w:rPr>
+          <w:sz w:val="22"/>
+          <w:szCs w:val="22"/>
+        </w:rPr>
+        <w:t xml:space="preserve"> /submit route: (1) a presence </w:t>
+      </w:r>
+      <w:proofErr w:type="gramStart"/>
+      <w:r>
+        <w:rPr>
+          <w:sz w:val="22"/>
+          <w:szCs w:val="22"/>
+        </w:rPr>
+        <w:t>check</w:t>
+      </w:r>
+      <w:proofErr w:type="gramEnd"/>
+      <w:r>
+        <w:rPr>
+          <w:sz w:val="22"/>
+          <w:szCs w:val="22"/>
+        </w:rPr>
+        <w:t xml:space="preserve"> on all 11 required form fields before any processing begins, and (2) a try/except around the four </w:t>
+      </w:r>
+      <w:proofErr w:type="gramStart"/>
+      <w:r>
+        <w:rPr>
+          <w:sz w:val="22"/>
+          <w:szCs w:val="22"/>
+        </w:rPr>
+        <w:t>float(</w:t>
+      </w:r>
+      <w:proofErr w:type="gramEnd"/>
+      <w:r>
+        <w:rPr>
+          <w:sz w:val="22"/>
+          <w:szCs w:val="22"/>
+        </w:rPr>
+        <w:t>) conversions (</w:t>
+      </w:r>
+      <w:proofErr w:type="spellStart"/>
+      <w:r>
+        <w:rPr>
+          <w:sz w:val="22"/>
+          <w:szCs w:val="22"/>
+        </w:rPr>
+        <w:t>applicant_income</w:t>
+      </w:r>
+      <w:proofErr w:type="spellEnd"/>
+      <w:r>
+        <w:rPr>
+          <w:sz w:val="22"/>
+          <w:szCs w:val="22"/>
+        </w:rPr>
+        <w:t xml:space="preserve">, </w:t>
+      </w:r>
+      <w:proofErr w:type="spellStart"/>
+      <w:r>
+        <w:rPr>
+          <w:sz w:val="22"/>
+          <w:szCs w:val="22"/>
+        </w:rPr>
+        <w:t>coapplicant_income</w:t>
+      </w:r>
+      <w:proofErr w:type="spellEnd"/>
+      <w:r>
+        <w:rPr>
+          <w:sz w:val="22"/>
+          <w:szCs w:val="22"/>
+        </w:rPr>
+        <w:t xml:space="preserve">, </w:t>
+      </w:r>
+      <w:proofErr w:type="spellStart"/>
+      <w:r>
+        <w:rPr>
+          <w:sz w:val="22"/>
+          <w:szCs w:val="22"/>
+        </w:rPr>
+        <w:t>loan_amount</w:t>
+      </w:r>
+      <w:proofErr w:type="spellEnd"/>
+      <w:r>
+        <w:rPr>
+          <w:sz w:val="22"/>
+          <w:szCs w:val="22"/>
+        </w:rPr>
+        <w:t xml:space="preserve">, </w:t>
+      </w:r>
+      <w:proofErr w:type="spellStart"/>
+      <w:r>
+        <w:rPr>
+          <w:sz w:val="22"/>
+          <w:szCs w:val="22"/>
+        </w:rPr>
+        <w:t>loan_term</w:t>
+      </w:r>
+      <w:proofErr w:type="spellEnd"/>
+      <w:r>
+        <w:rPr>
+          <w:sz w:val="22"/>
+          <w:szCs w:val="22"/>
+        </w:rPr>
+        <w:t xml:space="preserve">, </w:t>
+      </w:r>
+      <w:proofErr w:type="spellStart"/>
+      <w:r>
+        <w:rPr>
+          <w:sz w:val="22"/>
+          <w:szCs w:val="22"/>
+        </w:rPr>
+        <w:t>credit_history</w:t>
+      </w:r>
+      <w:proofErr w:type="spellEnd"/>
+      <w:r>
+        <w:rPr>
+          <w:sz w:val="22"/>
+          <w:szCs w:val="22"/>
+        </w:rPr>
+        <w:t xml:space="preserve">). On failure, the route now returns HTTP 400 and re-renders predict.html with a specific, human-readable error message via a small new {% if error %} banner added to the template. No other application logic, routes, or encoding </w:t>
+      </w:r>
+      <w:proofErr w:type="spellStart"/>
+      <w:r>
+        <w:rPr>
+          <w:sz w:val="22"/>
+          <w:szCs w:val="22"/>
+        </w:rPr>
+        <w:t>behavior</w:t>
+      </w:r>
+      <w:proofErr w:type="spellEnd"/>
+      <w:r>
+        <w:rPr>
+          <w:sz w:val="22"/>
+          <w:szCs w:val="22"/>
+        </w:rPr>
+        <w:t xml:space="preserve"> was changed.</w:t>
+      </w:r>
+    </w:p>
+    <w:p>
+      <w:pPr>
+        <w:spacing w:before="100" w:after="60"/>
+        <w:jc w:val="center"/>
+      </w:pPr>
+      <w:r>
+        <w:rPr>
+          <w:noProof/>
+        </w:rPr>
+        <w:lastRenderedPageBreak/>
+        <w:drawing>
+          <wp:inline distT="0" distB="0" distL="0" distR="0" wp14:anchorId="54C56942" wp14:editId="3463E4EA">
+            <wp:extent cx="4000500" cy="2343150"/>
+            <wp:effectExtent l="0" t="0" r="0" b="0"/>
+            <wp:docPr id="1" name="Picture 1"/>
+            <wp:cNvGraphicFramePr>
+              <a:graphicFrameLocks xmlns:a="http://schemas.openxmlformats.org/drawingml/2006/main" noChangeAspect="1"/>
+            </wp:cNvGraphicFramePr>
+            <a:graphic xmlns:a="http://schemas.openxmlformats.org/drawingml/2006/main">
+              <a:graphicData uri="http://schemas.openxmlformats.org/drawingml/2006/picture">
+                <pic:pic xmlns:pic="http://schemas.openxmlformats.org/drawingml/2006/picture">
+                  <pic:nvPicPr>
+                    <pic:cNvPr id="0" name=""/>
+                    <pic:cNvPicPr>
+                      <a:picLocks noChangeAspect="1" noChangeArrowheads="1"/>
+                    </pic:cNvPicPr>
+                  </pic:nvPicPr>
+                  <pic:blipFill>
+                    <a:blip r:embed="rId5"/>
+                    <a:srcRect/>
+                    <a:stretch>
+                      <a:fillRect/>
+                    </a:stretch>
+                  </pic:blipFill>
+                  <pic:spPr bwMode="auto">
+                    <a:xfrm>
+                      <a:off x="0" y="0"/>
+                      <a:ext cx="4000500" cy="2343150"/>
+                    </a:xfrm>
+                    <a:prstGeom prst="rect">
+                      <a:avLst/>
+                    </a:prstGeom>
+                  </pic:spPr>
+                </pic:pic>
+              </a:graphicData>
+            </a:graphic>
+          </wp:inline>
+        </w:drawing>
+      </w:r>
+    </w:p>
+    <w:p>
+      <w:pPr>
+        <w:spacing w:after="200"/>
+        <w:jc w:val="center"/>
+      </w:pPr>
+      <w:r>
+        <w:rPr>
+          <w:i/>
+          <w:iCs/>
+          <w:sz w:val="18"/>
+          <w:szCs w:val="18"/>
+        </w:rPr>
+        <w:t>Figure 1: Live validation error banner — genuine capture after submitting the form with a missing 'gender' field, showing the new graceful HTTP 400 response instead of a server crash.</w:t>
       </w:r>
     </w:p>
     <w:p>
@@ -1192,7 +1362,7 @@
           <w:bCs/>
           <w:color w:val="1F3864"/>
         </w:rPr>
-        <w:t>Test Execution Detail — FT-03 (Approval Profile)</w:t>
+        <w:t>Regression Check</w:t>
       </w:r>
     </w:p>
     <w:p>
@@ -1204,119 +1374,7 @@
           <w:sz w:val="22"/>
           <w:szCs w:val="22"/>
         </w:rPr>
-        <w:t xml:space="preserve">Request payload: gender=Male, married=Yes, dependents=0, education=Graduate, </w:t>
-      </w:r>
-      <w:proofErr w:type="spellStart"/>
-      <w:r>
-        <w:rPr>
-          <w:sz w:val="22"/>
-          <w:szCs w:val="22"/>
-        </w:rPr>
-        <w:t>self_employed</w:t>
-      </w:r>
-      <w:proofErr w:type="spellEnd"/>
-      <w:r>
-        <w:rPr>
-          <w:sz w:val="22"/>
-          <w:szCs w:val="22"/>
-        </w:rPr>
-        <w:t xml:space="preserve">=No, </w:t>
-      </w:r>
-      <w:proofErr w:type="spellStart"/>
-      <w:r>
-        <w:rPr>
-          <w:sz w:val="22"/>
-          <w:szCs w:val="22"/>
-        </w:rPr>
-        <w:t>applicant_income</w:t>
-      </w:r>
-      <w:proofErr w:type="spellEnd"/>
-      <w:r>
-        <w:rPr>
-          <w:sz w:val="22"/>
-          <w:szCs w:val="22"/>
-        </w:rPr>
-        <w:t xml:space="preserve">=5849, </w:t>
-      </w:r>
-      <w:proofErr w:type="spellStart"/>
-      <w:r>
-        <w:rPr>
-          <w:sz w:val="22"/>
-          <w:szCs w:val="22"/>
-        </w:rPr>
-        <w:t>coapplicant_income</w:t>
-      </w:r>
-      <w:proofErr w:type="spellEnd"/>
-      <w:r>
-        <w:rPr>
-          <w:sz w:val="22"/>
-          <w:szCs w:val="22"/>
-        </w:rPr>
-        <w:t xml:space="preserve">=0, </w:t>
-      </w:r>
-      <w:proofErr w:type="spellStart"/>
-      <w:r>
-        <w:rPr>
-          <w:sz w:val="22"/>
-          <w:szCs w:val="22"/>
-        </w:rPr>
-        <w:t>loan_amount</w:t>
-      </w:r>
-      <w:proofErr w:type="spellEnd"/>
-      <w:r>
-        <w:rPr>
-          <w:sz w:val="22"/>
-          <w:szCs w:val="22"/>
-        </w:rPr>
-        <w:t xml:space="preserve">=128, </w:t>
-      </w:r>
-      <w:proofErr w:type="spellStart"/>
-      <w:r>
-        <w:rPr>
-          <w:sz w:val="22"/>
-          <w:szCs w:val="22"/>
-        </w:rPr>
-        <w:t>loan_term</w:t>
-      </w:r>
-      <w:proofErr w:type="spellEnd"/>
-      <w:r>
-        <w:rPr>
-          <w:sz w:val="22"/>
-          <w:szCs w:val="22"/>
-        </w:rPr>
-        <w:t xml:space="preserve">=360, </w:t>
-      </w:r>
-      <w:proofErr w:type="spellStart"/>
-      <w:r>
-        <w:rPr>
-          <w:sz w:val="22"/>
-          <w:szCs w:val="22"/>
-        </w:rPr>
-        <w:t>credit_history</w:t>
-      </w:r>
-      <w:proofErr w:type="spellEnd"/>
-      <w:r>
-        <w:rPr>
-          <w:sz w:val="22"/>
-          <w:szCs w:val="22"/>
-        </w:rPr>
-        <w:t xml:space="preserve">=1, </w:t>
-      </w:r>
-      <w:proofErr w:type="spellStart"/>
-      <w:r>
-        <w:rPr>
-          <w:sz w:val="22"/>
-          <w:szCs w:val="22"/>
-        </w:rPr>
-        <w:t>property_area</w:t>
-      </w:r>
-      <w:proofErr w:type="spellEnd"/>
-      <w:r>
-        <w:rPr>
-          <w:sz w:val="22"/>
-          <w:szCs w:val="22"/>
-        </w:rPr>
-        <w:t>=Urban. This profile mirrors a salaried applicant with good credit history, matching the description of Business Scenario 1 (Fast-Track Approval for Low-Risk Applicants).</w:t>
+        <w:t>After applying the fix, FT-01 through FT-04 and FT-07 were re-executed live to confirm no regression: all five continue to Pass, with FT-03 and FT-04 still returning the correct “Loan Approved” and “Loan Rejected” outcomes respectively for the same applicant profiles used before the fix.</w:t>
       </w:r>
     </w:p>
     <w:p>
@@ -1330,8 +1388,7 @@
           <w:bCs/>
           <w:color w:val="1F3864"/>
         </w:rPr>
-        <w:lastRenderedPageBreak/>
-        <w:t>Test Execution Detail — FT-04 (Rejection Profile)</w:t>
+        <w:t>Findings Summary</w:t>
       </w:r>
     </w:p>
     <w:p>
@@ -1343,326 +1400,7 @@
           <w:sz w:val="22"/>
           <w:szCs w:val="22"/>
         </w:rPr>
-        <w:t xml:space="preserve">Request payload: gender=Female, married=No, dependents=2, education='Not Graduate', </w:t>
-      </w:r>
-      <w:proofErr w:type="spellStart"/>
-      <w:r>
-        <w:rPr>
-          <w:sz w:val="22"/>
-          <w:szCs w:val="22"/>
-        </w:rPr>
-        <w:t>self_employed</w:t>
-      </w:r>
-      <w:proofErr w:type="spellEnd"/>
-      <w:r>
-        <w:rPr>
-          <w:sz w:val="22"/>
-          <w:szCs w:val="22"/>
-        </w:rPr>
-        <w:t xml:space="preserve">=Yes, </w:t>
-      </w:r>
-      <w:proofErr w:type="spellStart"/>
-      <w:r>
-        <w:rPr>
-          <w:sz w:val="22"/>
-          <w:szCs w:val="22"/>
-        </w:rPr>
-        <w:t>applicant_income</w:t>
-      </w:r>
-      <w:proofErr w:type="spellEnd"/>
-      <w:r>
-        <w:rPr>
-          <w:sz w:val="22"/>
-          <w:szCs w:val="22"/>
-        </w:rPr>
-        <w:t xml:space="preserve">=2500, </w:t>
-      </w:r>
-      <w:proofErr w:type="spellStart"/>
-      <w:r>
-        <w:rPr>
-          <w:sz w:val="22"/>
-          <w:szCs w:val="22"/>
-        </w:rPr>
-        <w:t>coapplicant_income</w:t>
-      </w:r>
-      <w:proofErr w:type="spellEnd"/>
-      <w:r>
-        <w:rPr>
-          <w:sz w:val="22"/>
-          <w:szCs w:val="22"/>
-        </w:rPr>
-        <w:t xml:space="preserve">=0, </w:t>
-      </w:r>
-      <w:proofErr w:type="spellStart"/>
-      <w:r>
-        <w:rPr>
-          <w:sz w:val="22"/>
-          <w:szCs w:val="22"/>
-        </w:rPr>
-        <w:t>loan_amount</w:t>
-      </w:r>
-      <w:proofErr w:type="spellEnd"/>
-      <w:r>
-        <w:rPr>
-          <w:sz w:val="22"/>
-          <w:szCs w:val="22"/>
-        </w:rPr>
-        <w:t xml:space="preserve">=150, </w:t>
-      </w:r>
-      <w:proofErr w:type="spellStart"/>
-      <w:r>
-        <w:rPr>
-          <w:sz w:val="22"/>
-          <w:szCs w:val="22"/>
-        </w:rPr>
-        <w:t>loan_term</w:t>
-      </w:r>
-      <w:proofErr w:type="spellEnd"/>
-      <w:r>
-        <w:rPr>
-          <w:sz w:val="22"/>
-          <w:szCs w:val="22"/>
-        </w:rPr>
-        <w:t xml:space="preserve">=360, </w:t>
-      </w:r>
-      <w:proofErr w:type="spellStart"/>
-      <w:r>
-        <w:rPr>
-          <w:sz w:val="22"/>
-          <w:szCs w:val="22"/>
-        </w:rPr>
-        <w:t>credit_history</w:t>
-      </w:r>
-      <w:proofErr w:type="spellEnd"/>
-      <w:r>
-        <w:rPr>
-          <w:sz w:val="22"/>
-          <w:szCs w:val="22"/>
-        </w:rPr>
-        <w:t xml:space="preserve">=0, </w:t>
-      </w:r>
-      <w:proofErr w:type="spellStart"/>
-      <w:r>
-        <w:rPr>
-          <w:sz w:val="22"/>
-          <w:szCs w:val="22"/>
-        </w:rPr>
-        <w:t>property_area</w:t>
-      </w:r>
-      <w:proofErr w:type="spellEnd"/>
-      <w:r>
-        <w:rPr>
-          <w:sz w:val="22"/>
-          <w:szCs w:val="22"/>
-        </w:rPr>
-        <w:t>=Rural. This profile mirrors an applicant with irregular self-employment income and no credit history, matching Business Scenario 2 (High-Risk Applicant Detection).</w:t>
-      </w:r>
-    </w:p>
-    <w:p>
-      <w:pPr>
-        <w:pStyle w:val="Heading2"/>
-        <w:spacing w:before="300" w:after="150"/>
-      </w:pPr>
-      <w:r>
-        <w:rPr>
-          <w:b/>
-          <w:bCs/>
-          <w:color w:val="1F3864"/>
-        </w:rPr>
-        <w:t>Test Execution Detail — FT-05 / FT-06 (Defects)</w:t>
-      </w:r>
-    </w:p>
-    <w:p>
-      <w:pPr>
-        <w:spacing w:after="150"/>
-      </w:pPr>
-      <w:r>
-        <w:rPr>
-          <w:sz w:val="22"/>
-          <w:szCs w:val="22"/>
-        </w:rPr>
-        <w:t xml:space="preserve">FT-05 omitted the 'gender' field entirely from the POST body; the server raised </w:t>
-      </w:r>
-      <w:proofErr w:type="spellStart"/>
-      <w:proofErr w:type="gramStart"/>
-      <w:r>
-        <w:rPr>
-          <w:sz w:val="22"/>
-          <w:szCs w:val="22"/>
-        </w:rPr>
-        <w:t>werkzeug.exceptions</w:t>
-      </w:r>
-      <w:proofErr w:type="gramEnd"/>
-      <w:r>
-        <w:rPr>
-          <w:sz w:val="22"/>
-          <w:szCs w:val="22"/>
-        </w:rPr>
-        <w:t>.BadRequestKeyError</w:t>
-      </w:r>
-      <w:proofErr w:type="spellEnd"/>
-      <w:r>
-        <w:rPr>
-          <w:sz w:val="22"/>
-          <w:szCs w:val="22"/>
-        </w:rPr>
-        <w:t xml:space="preserve"> with message "400 Bad Request: The browser (or proxy) sent a request that this server could not understand. </w:t>
-      </w:r>
-      <w:proofErr w:type="spellStart"/>
-      <w:r>
-        <w:rPr>
-          <w:sz w:val="22"/>
-          <w:szCs w:val="22"/>
-        </w:rPr>
-        <w:t>KeyError</w:t>
-      </w:r>
-      <w:proofErr w:type="spellEnd"/>
-      <w:r>
-        <w:rPr>
-          <w:sz w:val="22"/>
-          <w:szCs w:val="22"/>
-        </w:rPr>
-        <w:t>: 'gender'", surfaced to the client as an HTTP 500 due to Flask's debug-mode error handling rather than a clean 400 response. FT-06 substituted the string '</w:t>
-      </w:r>
-      <w:proofErr w:type="spellStart"/>
-      <w:r>
-        <w:rPr>
-          <w:sz w:val="22"/>
-          <w:szCs w:val="22"/>
-        </w:rPr>
-        <w:t>abc</w:t>
-      </w:r>
-      <w:proofErr w:type="spellEnd"/>
-      <w:r>
-        <w:rPr>
-          <w:sz w:val="22"/>
-          <w:szCs w:val="22"/>
-        </w:rPr>
-        <w:t xml:space="preserve">' for </w:t>
-      </w:r>
-      <w:proofErr w:type="spellStart"/>
-      <w:r>
-        <w:rPr>
-          <w:sz w:val="22"/>
-          <w:szCs w:val="22"/>
-        </w:rPr>
-        <w:t>applicant_income</w:t>
-      </w:r>
-      <w:proofErr w:type="spellEnd"/>
-      <w:r>
-        <w:rPr>
-          <w:sz w:val="22"/>
-          <w:szCs w:val="22"/>
-        </w:rPr>
-        <w:t xml:space="preserve">, causing an unhandled </w:t>
-      </w:r>
-      <w:proofErr w:type="spellStart"/>
-      <w:r>
-        <w:rPr>
-          <w:sz w:val="22"/>
-          <w:szCs w:val="22"/>
-        </w:rPr>
-        <w:t>ValueError</w:t>
-      </w:r>
-      <w:proofErr w:type="spellEnd"/>
-      <w:r>
-        <w:rPr>
-          <w:sz w:val="22"/>
-          <w:szCs w:val="22"/>
-        </w:rPr>
-        <w:t xml:space="preserve"> when app.py attempts float(</w:t>
-      </w:r>
-      <w:proofErr w:type="spellStart"/>
-      <w:proofErr w:type="gramStart"/>
-      <w:r>
-        <w:rPr>
-          <w:sz w:val="22"/>
-          <w:szCs w:val="22"/>
-        </w:rPr>
-        <w:t>request.form</w:t>
-      </w:r>
-      <w:proofErr w:type="spellEnd"/>
-      <w:proofErr w:type="gramEnd"/>
-      <w:r>
-        <w:rPr>
-          <w:sz w:val="22"/>
-          <w:szCs w:val="22"/>
-        </w:rPr>
-        <w:t>['</w:t>
-      </w:r>
-      <w:proofErr w:type="spellStart"/>
-      <w:r>
-        <w:rPr>
-          <w:sz w:val="22"/>
-          <w:szCs w:val="22"/>
-        </w:rPr>
-        <w:t>applicant_income</w:t>
-      </w:r>
-      <w:proofErr w:type="spellEnd"/>
-      <w:r>
-        <w:rPr>
-          <w:sz w:val="22"/>
-          <w:szCs w:val="22"/>
-        </w:rPr>
-        <w:t>']).</w:t>
-      </w:r>
-    </w:p>
-    <w:p>
-      <w:pPr>
-        <w:pStyle w:val="Heading2"/>
-        <w:spacing w:before="300" w:after="150"/>
-      </w:pPr>
-      <w:r>
-        <w:rPr>
-          <w:b/>
-          <w:bCs/>
-          <w:color w:val="1F3864"/>
-        </w:rPr>
-        <w:t>Regression Consideration</w:t>
-      </w:r>
-    </w:p>
-    <w:p>
-      <w:pPr>
-        <w:spacing w:after="150"/>
-      </w:pPr>
-      <w:r>
-        <w:rPr>
-          <w:sz w:val="22"/>
-          <w:szCs w:val="22"/>
-        </w:rPr>
-        <w:t xml:space="preserve">Because FT-05 and FT-06 stem from the same missing-validation root cause, a single fix (validating and type-checking all 11 fields before calling </w:t>
-      </w:r>
-      <w:proofErr w:type="spellStart"/>
-      <w:r>
-        <w:rPr>
-          <w:sz w:val="22"/>
-          <w:szCs w:val="22"/>
-        </w:rPr>
-        <w:t>predict_</w:t>
-      </w:r>
-      <w:proofErr w:type="gramStart"/>
-      <w:r>
-        <w:rPr>
-          <w:sz w:val="22"/>
-          <w:szCs w:val="22"/>
-        </w:rPr>
-        <w:t>loan</w:t>
-      </w:r>
-      <w:proofErr w:type="spellEnd"/>
-      <w:r>
-        <w:rPr>
-          <w:sz w:val="22"/>
-          <w:szCs w:val="22"/>
-        </w:rPr>
-        <w:t>(</w:t>
-      </w:r>
-      <w:proofErr w:type="gramEnd"/>
-      <w:r>
-        <w:rPr>
-          <w:sz w:val="22"/>
-          <w:szCs w:val="22"/>
-        </w:rPr>
-        <w:t>)) is expected to resolve both. Re-testing after such a fix should re-run FT-05 and FT-06 together as a regression pair, not independently.</w:t>
+        <w:t>7 of 7 functional tests now pass (100%), up from 5 of 7 before the fix. The two previously open defects are resolved and verified via live re-testing, not just code review.</w:t>
       </w:r>
     </w:p>
     <w:sectPr>
@@ -1678,10 +1416,10 @@
 <file path=word/numbering.xml><?xml version="1.0" encoding="utf-8"?>
 <w:numbering xmlns:wpc="http://schemas.microsoft.com/office/word/2010/wordprocessingCanvas" xmlns:cx="http://schemas.microsoft.com/office/drawing/2014/chartex" xmlns:cx1="http://schemas.microsoft.com/office/drawing/2015/9/8/chartex" xmlns:cx2="http://schemas.microsoft.com/office/drawing/2015/10/21/chartex" xmlns:cx3="http://schemas.microsoft.com/office/drawing/2016/5/9/chartex" xmlns:cx4="http://schemas.microsoft.com/office/drawing/2016/5/10/chartex" xmlns:cx5="http://schemas.microsoft.com/office/drawing/2016/5/11/chartex" xmlns:cx6="http://schemas.microsoft.com/office/drawing/2016/5/12/chartex" xmlns:cx7="http://schemas.microsoft.com/office/drawing/2016/5/13/chartex" xmlns:cx8="http://schemas.microsoft.com/office/drawing/2016/5/14/chartex" xmlns:mc="http://schemas.openxmlformats.org/markup-compatibility/2006" xmlns:aink="http://schemas.microsoft.com/office/drawing/2016/ink" xmlns:am3d="http://schemas.microsoft.com/office/drawing/2017/model3d" xmlns:o="urn:schemas-microsoft-com:office:office" xmlns:oel="http://schemas.microsoft.com/office/2019/extlst" xmlns:r="http://schemas.openxmlformats.org/officeDocument/2006/relationships" xmlns:m="http://schemas.openxmlformats.org/officeDocument/2006/math" xmlns:v="urn:schemas-microsoft-com:vml" xmlns:wp14="http://schemas.microsoft.com/office/word/2010/wordprocessingDrawing" xmlns:wp="http://schemas.openxmlformats.org/drawingml/2006/wordprocessingDrawing" xmlns:w10="urn:schemas-microsoft-com:office:word" xmlns:w="http://schemas.openxmlformats.org/wordprocessingml/2006/main" xmlns:w14="http://schemas.microsoft.com/office/word/2010/wordml" xmlns:w15="http://schemas.microsoft.com/office/word/2012/wordml" xmlns:w16cex="http://schemas.microsoft.com/office/word/2018/wordml/cex" xmlns:w16cid="http://schemas.microsoft.com/office/word/2016/wordml/cid" xmlns:w16="http://schemas.microsoft.com/office/word/2018/wordml" xmlns:w16du="http://schemas.microsoft.com/office/word/2023/wordml/word16du" xmlns:w16sdtdh="http://schemas.microsoft.com/office/word/2020/wordml/sdtdatahash" xmlns:w16sdtfl="http://schemas.microsoft.com/office/word/2024/wordml/sdtformatlock" xmlns:w16se="http://schemas.microsoft.com/office/word/2015/wordml/symex" xmlns:wpg="http://schemas.microsoft.com/office/word/2010/wordprocessingGroup" xmlns:wpi="http://schemas.microsoft.com/office/word/2010/wordprocessingInk" xmlns:wne="http://schemas.microsoft.com/office/word/2006/wordml" xmlns:wps="http://schemas.microsoft.com/office/word/2010/wordprocessingShape" mc:Ignorable="w14 w15 w16se w16cid w16 w16cex w16sdtdh w16sdtfl w16du wp14">
   <w:abstractNum w:abstractNumId="0" w15:restartNumberingAfterBreak="0">
-    <w:nsid w:val="6A3E2DA5"/>
+    <w:nsid w:val="544C2A92"/>
     <w:multiLevelType w:val="hybridMultilevel"/>
-    <w:tmpl w:val="7D0005FC"/>
-    <w:lvl w:ilvl="0" w:tplc="039606DC">
+    <w:tmpl w:val="D35E5F36"/>
+    <w:lvl w:ilvl="0" w:tplc="19B6B316">
       <w:start w:val="1"/>
       <w:numFmt w:val="bullet"/>
       <w:lvlText w:val="●"/>
@@ -1690,7 +1428,7 @@
         <w:ind w:left="720" w:hanging="360"/>
       </w:pPr>
     </w:lvl>
-    <w:lvl w:ilvl="1" w:tplc="799E1604">
+    <w:lvl w:ilvl="1" w:tplc="FC4A5254">
       <w:start w:val="1"/>
       <w:numFmt w:val="bullet"/>
       <w:lvlText w:val="○"/>
@@ -1699,7 +1437,7 @@
         <w:ind w:left="1440" w:hanging="360"/>
       </w:pPr>
     </w:lvl>
-    <w:lvl w:ilvl="2" w:tplc="FBE4E604">
+    <w:lvl w:ilvl="2" w:tplc="B9B02468">
       <w:start w:val="1"/>
       <w:numFmt w:val="bullet"/>
       <w:lvlText w:val="■"/>
@@ -1708,7 +1446,7 @@
         <w:ind w:left="2160" w:hanging="360"/>
       </w:pPr>
     </w:lvl>
-    <w:lvl w:ilvl="3" w:tplc="E77C2108">
+    <w:lvl w:ilvl="3" w:tplc="0EA40800">
       <w:start w:val="1"/>
       <w:numFmt w:val="bullet"/>
       <w:lvlText w:val="●"/>
@@ -1717,7 +1455,7 @@
         <w:ind w:left="2880" w:hanging="360"/>
       </w:pPr>
     </w:lvl>
-    <w:lvl w:ilvl="4" w:tplc="7A102CD2">
+    <w:lvl w:ilvl="4" w:tplc="3AC865A4">
       <w:start w:val="1"/>
       <w:numFmt w:val="bullet"/>
       <w:lvlText w:val="○"/>
@@ -1726,7 +1464,7 @@
         <w:ind w:left="3600" w:hanging="360"/>
       </w:pPr>
     </w:lvl>
-    <w:lvl w:ilvl="5" w:tplc="FC4C804E">
+    <w:lvl w:ilvl="5" w:tplc="D33AF396">
       <w:start w:val="1"/>
       <w:numFmt w:val="bullet"/>
       <w:lvlText w:val="■"/>
@@ -1735,7 +1473,7 @@
         <w:ind w:left="4320" w:hanging="360"/>
       </w:pPr>
     </w:lvl>
-    <w:lvl w:ilvl="6" w:tplc="D8BC3C34">
+    <w:lvl w:ilvl="6" w:tplc="4FDCFC68">
       <w:start w:val="1"/>
       <w:numFmt w:val="bullet"/>
       <w:lvlText w:val="●"/>
@@ -1744,7 +1482,7 @@
         <w:ind w:left="5040" w:hanging="360"/>
       </w:pPr>
     </w:lvl>
-    <w:lvl w:ilvl="7" w:tplc="21785CEE">
+    <w:lvl w:ilvl="7" w:tplc="DA72F55A">
       <w:start w:val="1"/>
       <w:numFmt w:val="bullet"/>
       <w:lvlText w:val="●"/>
@@ -1753,7 +1491,7 @@
         <w:ind w:left="5760" w:hanging="360"/>
       </w:pPr>
     </w:lvl>
-    <w:lvl w:ilvl="8" w:tplc="907C5630">
+    <w:lvl w:ilvl="8" w:tplc="108AD96A">
       <w:start w:val="1"/>
       <w:numFmt w:val="bullet"/>
       <w:lvlText w:val="●"/>
@@ -1763,7 +1501,7 @@
       </w:pPr>
     </w:lvl>
   </w:abstractNum>
-  <w:num w:numId="1" w16cid:durableId="925915339">
+  <w:num w:numId="1" w16cid:durableId="788478325">
     <w:abstractNumId w:val="0"/>
     <w:lvlOverride w:ilvl="0">
       <w:startOverride w:val="1"/>
